--- a/app/templates/tldn/LLC1/004_Danh sách chủ sở hữu hưởng lợi.docx
+++ b/app/templates/tldn/LLC1/004_Danh sách chủ sở hữu hưởng lợi.docx
@@ -11,15 +11,15 @@
         <w:jc w:val="center"/>
         <w:rPr>
           <w:b/>
-          <w:sz w:val="28"/>
-          <w:szCs w:val="28"/>
+          <w:sz w:val="24"/>
+          <w:szCs w:val="24"/>
         </w:rPr>
       </w:pPr>
       <w:r>
         <w:rPr>
           <w:b/>
-          <w:sz w:val="28"/>
-          <w:szCs w:val="28"/>
+          <w:sz w:val="24"/>
+          <w:szCs w:val="24"/>
         </w:rPr>
         <w:t>DANH SÁCH CHỦ SỞ HỮU HƯỞNG LỢI CỦA DOANH NGHIỆP</w:t>
       </w:r>
@@ -581,15 +581,15 @@
               <w:jc w:val="center"/>
               <w:rPr>
                 <w:b/>
-                <w:sz w:val="26"/>
-                <w:szCs w:val="26"/>
-              </w:rPr>
-            </w:pPr>
-            <w:r>
-              <w:rPr>
-                <w:b/>
-                <w:sz w:val="26"/>
-                <w:szCs w:val="26"/>
+                <w:sz w:val="24"/>
+                <w:szCs w:val="24"/>
+              </w:rPr>
+            </w:pPr>
+            <w:r>
+              <w:rPr>
+                <w:b/>
+                <w:sz w:val="24"/>
+                <w:szCs w:val="24"/>
               </w:rPr>
               <w:t>Tỷ lệ sở hữu vốn điều lệ</w:t>
             </w:r>
@@ -610,23 +610,23 @@
               <w:jc w:val="center"/>
               <w:rPr>
                 <w:b/>
-                <w:sz w:val="26"/>
-                <w:szCs w:val="26"/>
-              </w:rPr>
-            </w:pPr>
-            <w:r>
-              <w:rPr>
-                <w:b/>
-                <w:sz w:val="26"/>
-                <w:szCs w:val="26"/>
+                <w:sz w:val="24"/>
+                <w:szCs w:val="24"/>
+              </w:rPr>
+            </w:pPr>
+            <w:r>
+              <w:rPr>
+                <w:b/>
+                <w:sz w:val="24"/>
+                <w:szCs w:val="24"/>
               </w:rPr>
               <w:t>Tỷ lệ sở hữu cổ phần có quyền</w:t>
             </w:r>
             <w:r>
               <w:rPr>
                 <w:b/>
-                <w:sz w:val="26"/>
-                <w:szCs w:val="26"/>
+                <w:sz w:val="24"/>
+                <w:szCs w:val="24"/>
               </w:rPr>
               <w:br/>
               <w:t>biểu quyết</w:t>
@@ -647,15 +647,15 @@
               <w:jc w:val="center"/>
               <w:rPr>
                 <w:b/>
-                <w:sz w:val="26"/>
-                <w:szCs w:val="26"/>
-              </w:rPr>
-            </w:pPr>
-            <w:r>
-              <w:rPr>
-                <w:b/>
-                <w:sz w:val="26"/>
-                <w:szCs w:val="26"/>
+                <w:sz w:val="24"/>
+                <w:szCs w:val="24"/>
+              </w:rPr>
+            </w:pPr>
+            <w:r>
+              <w:rPr>
+                <w:b/>
+                <w:sz w:val="24"/>
+                <w:szCs w:val="24"/>
               </w:rPr>
               <w:t>Quyền chi phối</w:t>
             </w:r>
@@ -680,8 +680,8 @@
               <w:spacing w:line="276" w:lineRule="auto"/>
               <w:rPr>
                 <w:b/>
-                <w:sz w:val="26"/>
-                <w:szCs w:val="26"/>
+                <w:sz w:val="24"/>
+                <w:szCs w:val="24"/>
               </w:rPr>
             </w:pPr>
           </w:p>
@@ -705,11 +705,15 @@
               <w:jc w:val="center"/>
               <w:rPr>
                 <w:b/>
-              </w:rPr>
-            </w:pPr>
-            <w:r>
-              <w:rPr>
-                <w:b/>
+                <w:sz w:val="24"/>
+                <w:szCs w:val="24"/>
+              </w:rPr>
+            </w:pPr>
+            <w:r>
+              <w:rPr>
+                <w:b/>
+                <w:sz w:val="24"/>
+                <w:szCs w:val="24"/>
               </w:rPr>
               <w:t>1</w:t>
             </w:r>
@@ -729,11 +733,15 @@
               <w:jc w:val="center"/>
               <w:rPr>
                 <w:b/>
-              </w:rPr>
-            </w:pPr>
-            <w:r>
-              <w:rPr>
-                <w:b/>
+                <w:sz w:val="24"/>
+                <w:szCs w:val="24"/>
+              </w:rPr>
+            </w:pPr>
+            <w:r>
+              <w:rPr>
+                <w:b/>
+                <w:sz w:val="24"/>
+                <w:szCs w:val="24"/>
               </w:rPr>
               <w:t>2</w:t>
             </w:r>
@@ -753,11 +761,15 @@
               <w:jc w:val="center"/>
               <w:rPr>
                 <w:b/>
-              </w:rPr>
-            </w:pPr>
-            <w:r>
-              <w:rPr>
-                <w:b/>
+                <w:sz w:val="24"/>
+                <w:szCs w:val="24"/>
+              </w:rPr>
+            </w:pPr>
+            <w:r>
+              <w:rPr>
+                <w:b/>
+                <w:sz w:val="24"/>
+                <w:szCs w:val="24"/>
               </w:rPr>
               <w:t>3</w:t>
             </w:r>
@@ -777,11 +789,15 @@
               <w:jc w:val="center"/>
               <w:rPr>
                 <w:b/>
-              </w:rPr>
-            </w:pPr>
-            <w:r>
-              <w:rPr>
-                <w:b/>
+                <w:sz w:val="24"/>
+                <w:szCs w:val="24"/>
+              </w:rPr>
+            </w:pPr>
+            <w:r>
+              <w:rPr>
+                <w:b/>
+                <w:sz w:val="24"/>
+                <w:szCs w:val="24"/>
               </w:rPr>
               <w:t>4</w:t>
             </w:r>
@@ -802,11 +818,15 @@
               <w:jc w:val="center"/>
               <w:rPr>
                 <w:b/>
-              </w:rPr>
-            </w:pPr>
-            <w:r>
-              <w:rPr>
-                <w:b/>
+                <w:sz w:val="24"/>
+                <w:szCs w:val="24"/>
+              </w:rPr>
+            </w:pPr>
+            <w:r>
+              <w:rPr>
+                <w:b/>
+                <w:sz w:val="24"/>
+                <w:szCs w:val="24"/>
               </w:rPr>
               <w:t>5</w:t>
             </w:r>
@@ -826,11 +846,15 @@
               <w:jc w:val="center"/>
               <w:rPr>
                 <w:b/>
-              </w:rPr>
-            </w:pPr>
-            <w:r>
-              <w:rPr>
-                <w:b/>
+                <w:sz w:val="24"/>
+                <w:szCs w:val="24"/>
+              </w:rPr>
+            </w:pPr>
+            <w:r>
+              <w:rPr>
+                <w:b/>
+                <w:sz w:val="24"/>
+                <w:szCs w:val="24"/>
               </w:rPr>
               <w:t>6</w:t>
             </w:r>
@@ -850,11 +874,15 @@
               <w:jc w:val="center"/>
               <w:rPr>
                 <w:b/>
-              </w:rPr>
-            </w:pPr>
-            <w:r>
-              <w:rPr>
-                <w:b/>
+                <w:sz w:val="24"/>
+                <w:szCs w:val="24"/>
+              </w:rPr>
+            </w:pPr>
+            <w:r>
+              <w:rPr>
+                <w:b/>
+                <w:sz w:val="24"/>
+                <w:szCs w:val="24"/>
               </w:rPr>
               <w:t>7</w:t>
             </w:r>
@@ -875,11 +903,15 @@
               <w:jc w:val="center"/>
               <w:rPr>
                 <w:b/>
-              </w:rPr>
-            </w:pPr>
-            <w:r>
-              <w:rPr>
-                <w:b/>
+                <w:sz w:val="24"/>
+                <w:szCs w:val="24"/>
+              </w:rPr>
+            </w:pPr>
+            <w:r>
+              <w:rPr>
+                <w:b/>
+                <w:sz w:val="24"/>
+                <w:szCs w:val="24"/>
               </w:rPr>
               <w:t>8</w:t>
             </w:r>
@@ -899,11 +931,15 @@
               <w:jc w:val="center"/>
               <w:rPr>
                 <w:b/>
-              </w:rPr>
-            </w:pPr>
-            <w:r>
-              <w:rPr>
-                <w:b/>
+                <w:sz w:val="24"/>
+                <w:szCs w:val="24"/>
+              </w:rPr>
+            </w:pPr>
+            <w:r>
+              <w:rPr>
+                <w:b/>
+                <w:sz w:val="24"/>
+                <w:szCs w:val="24"/>
               </w:rPr>
               <w:t>9</w:t>
             </w:r>
@@ -923,11 +959,15 @@
               <w:jc w:val="center"/>
               <w:rPr>
                 <w:b/>
-              </w:rPr>
-            </w:pPr>
-            <w:r>
-              <w:rPr>
-                <w:b/>
+                <w:sz w:val="24"/>
+                <w:szCs w:val="24"/>
+              </w:rPr>
+            </w:pPr>
+            <w:r>
+              <w:rPr>
+                <w:b/>
+                <w:sz w:val="24"/>
+                <w:szCs w:val="24"/>
               </w:rPr>
               <w:t>10</w:t>
             </w:r>
@@ -947,11 +987,15 @@
               <w:jc w:val="center"/>
               <w:rPr>
                 <w:b/>
-              </w:rPr>
-            </w:pPr>
-            <w:r>
-              <w:rPr>
-                <w:b/>
+                <w:sz w:val="24"/>
+                <w:szCs w:val="24"/>
+              </w:rPr>
+            </w:pPr>
+            <w:r>
+              <w:rPr>
+                <w:b/>
+                <w:sz w:val="24"/>
+                <w:szCs w:val="24"/>
               </w:rPr>
               <w:t>11</w:t>
             </w:r>
@@ -971,11 +1015,15 @@
               <w:jc w:val="center"/>
               <w:rPr>
                 <w:b/>
-              </w:rPr>
-            </w:pPr>
-            <w:r>
-              <w:rPr>
-                <w:b/>
+                <w:sz w:val="24"/>
+                <w:szCs w:val="24"/>
+              </w:rPr>
+            </w:pPr>
+            <w:r>
+              <w:rPr>
+                <w:b/>
+                <w:sz w:val="24"/>
+                <w:szCs w:val="24"/>
               </w:rPr>
               <w:t>12</w:t>
             </w:r>
@@ -1080,19 +1128,11 @@
             </w:r>
             <w:r>
               <w:rPr>
-                <w:sz w:val="23"/>
-                <w:szCs w:val="23"/>
+                <w:sz w:val="24"/>
+                <w:szCs w:val="24"/>
                 <w:lang w:val="vi-VN"/>
               </w:rPr>
-              <w:t xml:space="preserve"> </w:t>
-            </w:r>
-            <w:r>
-              <w:rPr>
-                <w:sz w:val="24"/>
-                <w:szCs w:val="24"/>
-                <w:lang w:val="vi-VN"/>
-              </w:rPr>
-              <w:t>loop</w:t>
+              <w:t xml:space="preserve"> loop</w:t>
             </w:r>
             <w:proofErr w:type="gramEnd"/>
             <w:r>
@@ -1509,6 +1549,10 @@
         <w:tabs>
           <w:tab w:val="left" w:pos="8364"/>
         </w:tabs>
+        <w:rPr>
+          <w:sz w:val="24"/>
+          <w:szCs w:val="24"/>
+        </w:rPr>
       </w:pPr>
     </w:p>
     <w:tbl>
@@ -1539,15 +1583,15 @@
               <w:rPr>
                 <w:b/>
                 <w:i/>
-                <w:sz w:val="26"/>
-                <w:szCs w:val="26"/>
+                <w:sz w:val="24"/>
+                <w:szCs w:val="24"/>
               </w:rPr>
             </w:pPr>
             <w:r>
               <w:rPr>
                 <w:i/>
-                <w:sz w:val="26"/>
-                <w:szCs w:val="26"/>
+                <w:sz w:val="24"/>
+                <w:szCs w:val="24"/>
               </w:rPr>
               <w:t>{{company_</w:t>
             </w:r>
@@ -1555,8 +1599,8 @@
             <w:r>
               <w:rPr>
                 <w:i/>
-                <w:sz w:val="26"/>
-                <w:szCs w:val="26"/>
+                <w:sz w:val="24"/>
+                <w:szCs w:val="24"/>
               </w:rPr>
               <w:t>info.address</w:t>
             </w:r>
@@ -1564,16 +1608,16 @@
             <w:r>
               <w:rPr>
                 <w:i/>
-                <w:sz w:val="26"/>
-                <w:szCs w:val="26"/>
+                <w:sz w:val="24"/>
+                <w:szCs w:val="24"/>
               </w:rPr>
               <w:t>.province}}</w:t>
             </w:r>
             <w:r>
               <w:rPr>
                 <w:i/>
-                <w:sz w:val="26"/>
-                <w:szCs w:val="26"/>
+                <w:sz w:val="24"/>
+                <w:szCs w:val="24"/>
               </w:rPr>
               <w:t>, ngày……tháng……năm ……</w:t>
             </w:r>
@@ -1585,15 +1629,15 @@
               </w:tabs>
               <w:jc w:val="center"/>
               <w:rPr>
-                <w:sz w:val="26"/>
-                <w:szCs w:val="26"/>
-              </w:rPr>
-            </w:pPr>
-            <w:r>
-              <w:rPr>
-                <w:b/>
-                <w:sz w:val="26"/>
-                <w:szCs w:val="26"/>
+                <w:sz w:val="24"/>
+                <w:szCs w:val="24"/>
+              </w:rPr>
+            </w:pPr>
+            <w:r>
+              <w:rPr>
+                <w:b/>
+                <w:sz w:val="24"/>
+                <w:szCs w:val="24"/>
               </w:rPr>
               <w:t>NGƯỜI ĐẠI DIỆN THEO PHÁP LUẬT</w:t>
             </w:r>
@@ -1606,15 +1650,15 @@
               <w:jc w:val="center"/>
               <w:rPr>
                 <w:i/>
-                <w:sz w:val="26"/>
-                <w:szCs w:val="26"/>
+                <w:sz w:val="24"/>
+                <w:szCs w:val="24"/>
               </w:rPr>
             </w:pPr>
             <w:r>
               <w:rPr>
                 <w:i/>
-                <w:sz w:val="26"/>
-                <w:szCs w:val="26"/>
+                <w:sz w:val="24"/>
+                <w:szCs w:val="24"/>
               </w:rPr>
               <w:t>(Ký và ghi họ tên)</w:t>
             </w:r>
@@ -1626,8 +1670,8 @@
               </w:tabs>
               <w:rPr>
                 <w:i/>
-                <w:sz w:val="26"/>
-                <w:szCs w:val="26"/>
+                <w:sz w:val="24"/>
+                <w:szCs w:val="24"/>
               </w:rPr>
             </w:pPr>
           </w:p>
@@ -1639,8 +1683,8 @@
               <w:jc w:val="center"/>
               <w:rPr>
                 <w:i/>
-                <w:sz w:val="26"/>
-                <w:szCs w:val="26"/>
+                <w:sz w:val="24"/>
+                <w:szCs w:val="24"/>
               </w:rPr>
             </w:pPr>
           </w:p>
@@ -1652,8 +1696,8 @@
               <w:jc w:val="center"/>
               <w:rPr>
                 <w:i/>
-                <w:sz w:val="26"/>
-                <w:szCs w:val="26"/>
+                <w:sz w:val="24"/>
+                <w:szCs w:val="24"/>
               </w:rPr>
             </w:pPr>
           </w:p>
@@ -1665,8 +1709,8 @@
               <w:jc w:val="center"/>
               <w:rPr>
                 <w:i/>
-                <w:sz w:val="16"/>
-                <w:szCs w:val="16"/>
+                <w:sz w:val="24"/>
+                <w:szCs w:val="24"/>
               </w:rPr>
             </w:pPr>
           </w:p>
@@ -1678,8 +1722,8 @@
               <w:jc w:val="center"/>
               <w:rPr>
                 <w:i/>
-                <w:sz w:val="16"/>
-                <w:szCs w:val="16"/>
+                <w:sz w:val="24"/>
+                <w:szCs w:val="24"/>
               </w:rPr>
             </w:pPr>
           </w:p>
@@ -1691,8 +1735,8 @@
               <w:jc w:val="center"/>
               <w:rPr>
                 <w:i/>
-                <w:sz w:val="16"/>
-                <w:szCs w:val="16"/>
+                <w:sz w:val="24"/>
+                <w:szCs w:val="24"/>
               </w:rPr>
             </w:pPr>
           </w:p>
@@ -1704,8 +1748,8 @@
               <w:jc w:val="center"/>
               <w:rPr>
                 <w:i/>
-                <w:sz w:val="16"/>
-                <w:szCs w:val="16"/>
+                <w:sz w:val="24"/>
+                <w:szCs w:val="24"/>
               </w:rPr>
             </w:pPr>
           </w:p>
@@ -1717,27 +1761,27 @@
               <w:jc w:val="center"/>
               <w:rPr>
                 <w:i/>
-                <w:sz w:val="16"/>
-                <w:szCs w:val="16"/>
-              </w:rPr>
-            </w:pPr>
-          </w:p>
-          <w:p>
-            <w:pPr>
-              <w:tabs>
-                <w:tab w:val="left" w:pos="8364"/>
-              </w:tabs>
-              <w:jc w:val="center"/>
-              <w:rPr>
-                <w:sz w:val="16"/>
-                <w:szCs w:val="16"/>
-              </w:rPr>
-            </w:pPr>
-            <w:r>
-              <w:rPr>
-                <w:b/>
-                <w:sz w:val="26"/>
-                <w:szCs w:val="26"/>
+                <w:sz w:val="24"/>
+                <w:szCs w:val="24"/>
+              </w:rPr>
+            </w:pPr>
+          </w:p>
+          <w:p>
+            <w:pPr>
+              <w:tabs>
+                <w:tab w:val="left" w:pos="8364"/>
+              </w:tabs>
+              <w:jc w:val="center"/>
+              <w:rPr>
+                <w:sz w:val="24"/>
+                <w:szCs w:val="24"/>
+              </w:rPr>
+            </w:pPr>
+            <w:r>
+              <w:rPr>
+                <w:b/>
+                <w:sz w:val="24"/>
+                <w:szCs w:val="24"/>
               </w:rPr>
               <w:t>{{</w:t>
             </w:r>
@@ -1745,8 +1789,8 @@
             <w:r>
               <w:rPr>
                 <w:b/>
-                <w:sz w:val="26"/>
-                <w:szCs w:val="26"/>
+                <w:sz w:val="24"/>
+                <w:szCs w:val="24"/>
               </w:rPr>
               <w:t>rep.personal</w:t>
             </w:r>
@@ -1754,8 +1798,8 @@
             <w:r>
               <w:rPr>
                 <w:b/>
-                <w:sz w:val="26"/>
-                <w:szCs w:val="26"/>
+                <w:sz w:val="24"/>
+                <w:szCs w:val="24"/>
               </w:rPr>
               <w:t>_</w:t>
             </w:r>
@@ -1763,8 +1807,8 @@
             <w:r>
               <w:rPr>
                 <w:b/>
-                <w:sz w:val="26"/>
-                <w:szCs w:val="26"/>
+                <w:sz w:val="24"/>
+                <w:szCs w:val="24"/>
               </w:rPr>
               <w:t>info.full</w:t>
             </w:r>
@@ -1772,8 +1816,8 @@
             <w:r>
               <w:rPr>
                 <w:b/>
-                <w:sz w:val="26"/>
-                <w:szCs w:val="26"/>
+                <w:sz w:val="24"/>
+                <w:szCs w:val="24"/>
               </w:rPr>
               <w:t>_name}}</w:t>
             </w:r>
@@ -1786,6 +1830,10 @@
         <w:tabs>
           <w:tab w:val="left" w:pos="8364"/>
         </w:tabs>
+        <w:rPr>
+          <w:sz w:val="24"/>
+          <w:szCs w:val="24"/>
+        </w:rPr>
       </w:pPr>
     </w:p>
     <w:sectPr>
@@ -2395,6 +2443,7 @@
   <w:style w:type="character" w:default="1" w:styleId="DefaultParagraphFont">
     <w:name w:val="Default Paragraph Font"/>
     <w:uiPriority w:val="1"/>
+    <w:semiHidden/>
     <w:unhideWhenUsed/>
   </w:style>
   <w:style w:type="table" w:default="1" w:styleId="TableNormal">
